--- a/downloads/teacher/03 Course Design/03 Grading Plan.docx
+++ b/downloads/teacher/03 Course Design/03 Grading Plan.docx
@@ -11,23 +11,6 @@
         <w:t xml:space="preserve">Grading Plan</w:t>
       </w:r>
       <w:bookmarkEnd w:id="20"/>
-    </w:p>
-    <w:p>
-      <w:pPr>
-        <w:pStyle w:val="FirstParagraph"/>
-      </w:pPr>
-      <w:r>
-        <w:t xml:space="preserve">Draft of 2026-09-11.</w:t>
-      </w:r>
-      <w:r>
-        <w:t xml:space="preserve"> </w:t>
-      </w:r>
-      <w:r>
-        <w:rPr>
-          <w:rStyle w:val="TeacherNote"/>
-        </w:rPr>
-        <w:t xml:space="preserve">[Sal: match this to your school’s grading policy before it goes on the syllabus.]</w:t>
-      </w:r>
     </w:p>
     <w:p>
       <w:pPr>
@@ -266,7 +249,7 @@
         <w:pStyle w:val="Compact"/>
       </w:pPr>
       <w:r>
-        <w:t xml:space="preserve">Lab rubric (used for every lab lesson): the three lesson objectives, each scored Not Yet (1), Approaching (2), Meets (3), Exceeds (4), 16 points total (a fourth row scores safety and sanitation), with a notes box for the next class. Pattern from Sal’s Color in the Home rubric.</w:t>
+        <w:t xml:space="preserve">Lab rubric (used for every lab lesson): the three lesson objectives, each scored Not Yet (1), Approaching (2), Meets (3), Exceeds (4), 16 points total (a fourth row scores safety and sanitation), with a notes box for the next class. Pattern from my Color in the Home rubric.</w:t>
       </w:r>
     </w:p>
     <w:p>
@@ -373,15 +356,6 @@
       </w:pPr>
       <w:r>
         <w:t xml:space="preserve">Students track their own lab rubric scores in a FACS folder that stays in the room. Rubrics go home with the project.</w:t>
-      </w:r>
-      <w:r>
-        <w:t xml:space="preserve"> </w:t>
-      </w:r>
-      <w:r>
-        <w:rPr>
-          <w:rStyle w:val="TeacherNote"/>
-        </w:rPr>
-        <w:t xml:space="preserve">[Sal: name your school’s grade portal here.]</w:t>
       </w:r>
     </w:p>
     <w:p>
